--- a/proforma_template_ita.docx
+++ b/proforma_template_ita.docx
@@ -182,6 +182,7 @@
           <w:bCs/>
           <w:sz w:val="20"/>
           <w:szCs w:val="20"/>
+          <w:lang w:val="en-GB"/>
         </w:rPr>
       </w:pPr>
       <w:r>
@@ -208,20 +209,16 @@
         <w:tabs>
           <w:tab w:val="left" w:pos="5387"/>
         </w:tabs>
-        <w:ind w:left="284" w:right="278"/>
+        <w:spacing w:after="0" w:line="240" w:lineRule="auto"/>
+        <w:ind w:left="5387"/>
         <w:rPr>
+          <w:b/>
+          <w:bCs/>
           <w:sz w:val="20"/>
           <w:szCs w:val="20"/>
+          <w:lang w:val="it-IT"/>
         </w:rPr>
       </w:pPr>
-      <w:r>
-        <w:rPr>
-          <w:sz w:val="20"/>
-          <w:szCs w:val="20"/>
-          <w:lang w:val="en-GB"/>
-        </w:rPr>
-        <w:tab/>
-      </w:r>
       <w:r>
         <w:rPr>
           <w:sz w:val="20"/>
@@ -232,11 +229,13 @@
       </w:r>
       <w:r>
         <w:rPr>
+          <w:b/>
+          <w:bCs/>
           <w:sz w:val="20"/>
           <w:szCs w:val="20"/>
           <w:lang w:val="en-GB"/>
         </w:rPr>
-        <w:t xml:space="preserve">Mr./Ms. </w:t>
+        <w:t>[Sal</w:t>
       </w:r>
       <w:r>
         <w:rPr>
@@ -245,6 +244,34 @@
           <w:sz w:val="20"/>
           <w:szCs w:val="20"/>
           <w:lang w:val="en-GB"/>
+        </w:rPr>
+        <w:t>.</w:t>
+      </w:r>
+      <w:r>
+        <w:rPr>
+          <w:b/>
+          <w:bCs/>
+          <w:sz w:val="20"/>
+          <w:szCs w:val="20"/>
+          <w:lang w:val="en-GB"/>
+        </w:rPr>
+        <w:t>]</w:t>
+      </w:r>
+      <w:r>
+        <w:rPr>
+          <w:sz w:val="20"/>
+          <w:szCs w:val="20"/>
+          <w:lang w:val="en-GB"/>
+        </w:rPr>
+        <w:t xml:space="preserve"> </w:t>
+      </w:r>
+      <w:r>
+        <w:rPr>
+          <w:b/>
+          <w:bCs/>
+          <w:sz w:val="20"/>
+          <w:szCs w:val="20"/>
+          <w:lang w:val="it-IT"/>
         </w:rPr>
         <w:t>[Full Name]</w:t>
       </w:r>
@@ -262,6 +289,7 @@
         <w:rPr>
           <w:sz w:val="20"/>
           <w:szCs w:val="20"/>
+          <w:lang w:val="it-IT"/>
         </w:rPr>
       </w:pPr>
     </w:p>
@@ -286,7 +314,16 @@
           <w:szCs w:val="20"/>
           <w:lang w:val="it-IT"/>
         </w:rPr>
-        <w:t>FATTURA PROFORMA</w:t>
+        <w:t>F</w:t>
+      </w:r>
+      <w:r>
+        <w:rPr>
+          <w:b/>
+          <w:sz w:val="20"/>
+          <w:szCs w:val="20"/>
+          <w:lang w:val="it-IT"/>
+        </w:rPr>
+        <w:t>ATTURA PROFORMA</w:t>
       </w:r>
       <w:r>
         <w:rPr>
@@ -482,7 +519,7 @@
           <w:sz w:val="20"/>
           <w:szCs w:val="20"/>
           <w:u w:val="single"/>
-          <w:lang w:val="en-GB"/>
+          <w:lang w:val="it-IT"/>
         </w:rPr>
       </w:pPr>
     </w:p>
@@ -495,11 +532,11 @@
       </w:tblPr>
       <w:tblGrid>
         <w:gridCol w:w="639"/>
-        <w:gridCol w:w="5031"/>
-        <w:gridCol w:w="709"/>
+        <w:gridCol w:w="4890"/>
+        <w:gridCol w:w="708"/>
+        <w:gridCol w:w="993"/>
         <w:gridCol w:w="992"/>
-        <w:gridCol w:w="993"/>
-        <w:gridCol w:w="1275"/>
+        <w:gridCol w:w="1417"/>
       </w:tblGrid>
       <w:tr>
         <w:trPr>
@@ -544,7 +581,7 @@
         </w:tc>
         <w:tc>
           <w:tcPr>
-            <w:tcW w:w="5031" w:type="dxa"/>
+            <w:tcW w:w="4890" w:type="dxa"/>
             <w:tcBorders>
               <w:top w:val="nil"/>
               <w:left w:val="nil"/>
@@ -576,17 +613,7 @@
                 <w:szCs w:val="20"/>
                 <w:lang w:val="en-GB"/>
               </w:rPr>
-              <w:t>D</w:t>
-            </w:r>
-            <w:r>
-              <w:rPr>
-                <w:i/>
-                <w:iCs/>
-                <w:sz w:val="20"/>
-                <w:szCs w:val="20"/>
-                <w:lang w:val="en-GB"/>
-              </w:rPr>
-              <w:t>escri</w:t>
+              <w:t>Descri</w:t>
             </w:r>
             <w:r>
               <w:rPr>
@@ -604,7 +631,7 @@
         </w:tc>
         <w:tc>
           <w:tcPr>
-            <w:tcW w:w="709" w:type="dxa"/>
+            <w:tcW w:w="708" w:type="dxa"/>
             <w:tcBorders>
               <w:top w:val="nil"/>
               <w:left w:val="nil"/>
@@ -655,7 +682,7 @@
         </w:tc>
         <w:tc>
           <w:tcPr>
-            <w:tcW w:w="992" w:type="dxa"/>
+            <w:tcW w:w="993" w:type="dxa"/>
             <w:tcBorders>
               <w:top w:val="nil"/>
               <w:left w:val="nil"/>
@@ -704,7 +731,7 @@
         </w:tc>
         <w:tc>
           <w:tcPr>
-            <w:tcW w:w="993" w:type="dxa"/>
+            <w:tcW w:w="992" w:type="dxa"/>
             <w:tcBorders>
               <w:top w:val="nil"/>
               <w:left w:val="nil"/>
@@ -731,7 +758,7 @@
         </w:tc>
         <w:tc>
           <w:tcPr>
-            <w:tcW w:w="1275" w:type="dxa"/>
+            <w:tcW w:w="1417" w:type="dxa"/>
             <w:tcBorders>
               <w:top w:val="nil"/>
               <w:left w:val="nil"/>
@@ -818,7 +845,7 @@
         </w:tc>
         <w:tc>
           <w:tcPr>
-            <w:tcW w:w="5031" w:type="dxa"/>
+            <w:tcW w:w="4890" w:type="dxa"/>
             <w:tcBorders>
               <w:top w:val="single" w:sz="4" w:space="0" w:color="auto"/>
               <w:left w:val="nil"/>
@@ -905,7 +932,7 @@
         </w:tc>
         <w:tc>
           <w:tcPr>
-            <w:tcW w:w="709" w:type="dxa"/>
+            <w:tcW w:w="708" w:type="dxa"/>
             <w:tcBorders>
               <w:top w:val="single" w:sz="4" w:space="0" w:color="auto"/>
               <w:left w:val="nil"/>
@@ -930,6 +957,31 @@
         </w:tc>
         <w:tc>
           <w:tcPr>
+            <w:tcW w:w="993" w:type="dxa"/>
+            <w:tcBorders>
+              <w:top w:val="single" w:sz="4" w:space="0" w:color="auto"/>
+              <w:left w:val="nil"/>
+              <w:bottom w:val="nil"/>
+              <w:right w:val="nil"/>
+            </w:tcBorders>
+          </w:tcPr>
+          <w:p>
+            <w:pPr>
+              <w:autoSpaceDE w:val="0"/>
+              <w:autoSpaceDN w:val="0"/>
+              <w:adjustRightInd w:val="0"/>
+              <w:spacing w:before="120" w:after="120" w:line="240" w:lineRule="auto"/>
+              <w:jc w:val="both"/>
+              <w:rPr>
+                <w:sz w:val="20"/>
+                <w:szCs w:val="20"/>
+                <w:lang w:val="en-GB"/>
+              </w:rPr>
+            </w:pPr>
+          </w:p>
+        </w:tc>
+        <w:tc>
+          <w:tcPr>
             <w:tcW w:w="992" w:type="dxa"/>
             <w:tcBorders>
               <w:top w:val="single" w:sz="4" w:space="0" w:color="auto"/>
@@ -951,31 +1003,6 @@
                 <w:lang w:val="en-GB"/>
               </w:rPr>
             </w:pPr>
-          </w:p>
-        </w:tc>
-        <w:tc>
-          <w:tcPr>
-            <w:tcW w:w="993" w:type="dxa"/>
-            <w:tcBorders>
-              <w:top w:val="single" w:sz="4" w:space="0" w:color="auto"/>
-              <w:left w:val="nil"/>
-              <w:bottom w:val="nil"/>
-              <w:right w:val="nil"/>
-            </w:tcBorders>
-          </w:tcPr>
-          <w:p>
-            <w:pPr>
-              <w:autoSpaceDE w:val="0"/>
-              <w:autoSpaceDN w:val="0"/>
-              <w:adjustRightInd w:val="0"/>
-              <w:spacing w:before="120" w:after="120" w:line="240" w:lineRule="auto"/>
-              <w:jc w:val="both"/>
-              <w:rPr>
-                <w:sz w:val="20"/>
-                <w:szCs w:val="20"/>
-                <w:lang w:val="en-GB"/>
-              </w:rPr>
-            </w:pPr>
             <w:r>
               <w:rPr>
                 <w:sz w:val="20"/>
@@ -988,7 +1015,7 @@
         </w:tc>
         <w:tc>
           <w:tcPr>
-            <w:tcW w:w="1275" w:type="dxa"/>
+            <w:tcW w:w="1417" w:type="dxa"/>
             <w:tcBorders>
               <w:top w:val="single" w:sz="4" w:space="0" w:color="auto"/>
               <w:left w:val="nil"/>
@@ -1085,7 +1112,7 @@
         </w:tc>
         <w:tc>
           <w:tcPr>
-            <w:tcW w:w="5031" w:type="dxa"/>
+            <w:tcW w:w="4890" w:type="dxa"/>
             <w:tcBorders>
               <w:top w:val="nil"/>
               <w:left w:val="nil"/>
@@ -1172,7 +1199,7 @@
         </w:tc>
         <w:tc>
           <w:tcPr>
-            <w:tcW w:w="709" w:type="dxa"/>
+            <w:tcW w:w="708" w:type="dxa"/>
             <w:tcBorders>
               <w:top w:val="nil"/>
               <w:left w:val="nil"/>
@@ -1197,6 +1224,31 @@
         </w:tc>
         <w:tc>
           <w:tcPr>
+            <w:tcW w:w="993" w:type="dxa"/>
+            <w:tcBorders>
+              <w:top w:val="nil"/>
+              <w:left w:val="nil"/>
+              <w:bottom w:val="nil"/>
+              <w:right w:val="nil"/>
+            </w:tcBorders>
+          </w:tcPr>
+          <w:p>
+            <w:pPr>
+              <w:autoSpaceDE w:val="0"/>
+              <w:autoSpaceDN w:val="0"/>
+              <w:adjustRightInd w:val="0"/>
+              <w:spacing w:before="120" w:after="120" w:line="240" w:lineRule="auto"/>
+              <w:jc w:val="both"/>
+              <w:rPr>
+                <w:sz w:val="20"/>
+                <w:szCs w:val="20"/>
+                <w:lang w:val="en-GB"/>
+              </w:rPr>
+            </w:pPr>
+          </w:p>
+        </w:tc>
+        <w:tc>
+          <w:tcPr>
             <w:tcW w:w="992" w:type="dxa"/>
             <w:tcBorders>
               <w:top w:val="nil"/>
@@ -1218,31 +1270,6 @@
                 <w:lang w:val="en-GB"/>
               </w:rPr>
             </w:pPr>
-          </w:p>
-        </w:tc>
-        <w:tc>
-          <w:tcPr>
-            <w:tcW w:w="993" w:type="dxa"/>
-            <w:tcBorders>
-              <w:top w:val="nil"/>
-              <w:left w:val="nil"/>
-              <w:bottom w:val="nil"/>
-              <w:right w:val="nil"/>
-            </w:tcBorders>
-          </w:tcPr>
-          <w:p>
-            <w:pPr>
-              <w:autoSpaceDE w:val="0"/>
-              <w:autoSpaceDN w:val="0"/>
-              <w:adjustRightInd w:val="0"/>
-              <w:spacing w:before="120" w:after="120" w:line="240" w:lineRule="auto"/>
-              <w:jc w:val="both"/>
-              <w:rPr>
-                <w:sz w:val="20"/>
-                <w:szCs w:val="20"/>
-                <w:lang w:val="en-GB"/>
-              </w:rPr>
-            </w:pPr>
             <w:r>
               <w:rPr>
                 <w:sz w:val="20"/>
@@ -1255,7 +1282,7 @@
         </w:tc>
         <w:tc>
           <w:tcPr>
-            <w:tcW w:w="1275" w:type="dxa"/>
+            <w:tcW w:w="1417" w:type="dxa"/>
             <w:tcBorders>
               <w:top w:val="nil"/>
               <w:left w:val="nil"/>
@@ -1344,7 +1371,7 @@
         </w:tc>
         <w:tc>
           <w:tcPr>
-            <w:tcW w:w="5031" w:type="dxa"/>
+            <w:tcW w:w="4890" w:type="dxa"/>
             <w:tcBorders>
               <w:top w:val="nil"/>
               <w:left w:val="nil"/>
@@ -1431,7 +1458,7 @@
         </w:tc>
         <w:tc>
           <w:tcPr>
-            <w:tcW w:w="709" w:type="dxa"/>
+            <w:tcW w:w="708" w:type="dxa"/>
             <w:tcBorders>
               <w:top w:val="nil"/>
               <w:left w:val="nil"/>
@@ -1456,6 +1483,31 @@
         </w:tc>
         <w:tc>
           <w:tcPr>
+            <w:tcW w:w="993" w:type="dxa"/>
+            <w:tcBorders>
+              <w:top w:val="nil"/>
+              <w:left w:val="nil"/>
+              <w:bottom w:val="nil"/>
+              <w:right w:val="nil"/>
+            </w:tcBorders>
+          </w:tcPr>
+          <w:p>
+            <w:pPr>
+              <w:autoSpaceDE w:val="0"/>
+              <w:autoSpaceDN w:val="0"/>
+              <w:adjustRightInd w:val="0"/>
+              <w:spacing w:before="120" w:after="120" w:line="240" w:lineRule="auto"/>
+              <w:jc w:val="both"/>
+              <w:rPr>
+                <w:sz w:val="20"/>
+                <w:szCs w:val="20"/>
+                <w:lang w:val="en-GB"/>
+              </w:rPr>
+            </w:pPr>
+          </w:p>
+        </w:tc>
+        <w:tc>
+          <w:tcPr>
             <w:tcW w:w="992" w:type="dxa"/>
             <w:tcBorders>
               <w:top w:val="nil"/>
@@ -1477,31 +1529,6 @@
                 <w:lang w:val="en-GB"/>
               </w:rPr>
             </w:pPr>
-          </w:p>
-        </w:tc>
-        <w:tc>
-          <w:tcPr>
-            <w:tcW w:w="993" w:type="dxa"/>
-            <w:tcBorders>
-              <w:top w:val="nil"/>
-              <w:left w:val="nil"/>
-              <w:bottom w:val="nil"/>
-              <w:right w:val="nil"/>
-            </w:tcBorders>
-          </w:tcPr>
-          <w:p>
-            <w:pPr>
-              <w:autoSpaceDE w:val="0"/>
-              <w:autoSpaceDN w:val="0"/>
-              <w:adjustRightInd w:val="0"/>
-              <w:spacing w:before="120" w:after="120" w:line="240" w:lineRule="auto"/>
-              <w:jc w:val="both"/>
-              <w:rPr>
-                <w:sz w:val="20"/>
-                <w:szCs w:val="20"/>
-                <w:lang w:val="en-GB"/>
-              </w:rPr>
-            </w:pPr>
             <w:r>
               <w:rPr>
                 <w:sz w:val="20"/>
@@ -1514,7 +1541,7 @@
         </w:tc>
         <w:tc>
           <w:tcPr>
-            <w:tcW w:w="1275" w:type="dxa"/>
+            <w:tcW w:w="1417" w:type="dxa"/>
             <w:tcBorders>
               <w:top w:val="nil"/>
               <w:left w:val="nil"/>
@@ -1603,7 +1630,7 @@
         </w:tc>
         <w:tc>
           <w:tcPr>
-            <w:tcW w:w="5031" w:type="dxa"/>
+            <w:tcW w:w="4890" w:type="dxa"/>
             <w:tcBorders>
               <w:top w:val="nil"/>
               <w:left w:val="nil"/>
@@ -1690,7 +1717,7 @@
         </w:tc>
         <w:tc>
           <w:tcPr>
-            <w:tcW w:w="709" w:type="dxa"/>
+            <w:tcW w:w="708" w:type="dxa"/>
             <w:tcBorders>
               <w:top w:val="nil"/>
               <w:left w:val="nil"/>
@@ -1715,6 +1742,31 @@
         </w:tc>
         <w:tc>
           <w:tcPr>
+            <w:tcW w:w="993" w:type="dxa"/>
+            <w:tcBorders>
+              <w:top w:val="nil"/>
+              <w:left w:val="nil"/>
+              <w:bottom w:val="nil"/>
+              <w:right w:val="nil"/>
+            </w:tcBorders>
+          </w:tcPr>
+          <w:p>
+            <w:pPr>
+              <w:autoSpaceDE w:val="0"/>
+              <w:autoSpaceDN w:val="0"/>
+              <w:adjustRightInd w:val="0"/>
+              <w:spacing w:before="120" w:after="120" w:line="240" w:lineRule="auto"/>
+              <w:jc w:val="both"/>
+              <w:rPr>
+                <w:sz w:val="20"/>
+                <w:szCs w:val="20"/>
+                <w:lang w:val="en-GB"/>
+              </w:rPr>
+            </w:pPr>
+          </w:p>
+        </w:tc>
+        <w:tc>
+          <w:tcPr>
             <w:tcW w:w="992" w:type="dxa"/>
             <w:tcBorders>
               <w:top w:val="nil"/>
@@ -1736,31 +1788,6 @@
                 <w:lang w:val="en-GB"/>
               </w:rPr>
             </w:pPr>
-          </w:p>
-        </w:tc>
-        <w:tc>
-          <w:tcPr>
-            <w:tcW w:w="993" w:type="dxa"/>
-            <w:tcBorders>
-              <w:top w:val="nil"/>
-              <w:left w:val="nil"/>
-              <w:bottom w:val="nil"/>
-              <w:right w:val="nil"/>
-            </w:tcBorders>
-          </w:tcPr>
-          <w:p>
-            <w:pPr>
-              <w:autoSpaceDE w:val="0"/>
-              <w:autoSpaceDN w:val="0"/>
-              <w:adjustRightInd w:val="0"/>
-              <w:spacing w:before="120" w:after="120" w:line="240" w:lineRule="auto"/>
-              <w:jc w:val="both"/>
-              <w:rPr>
-                <w:sz w:val="20"/>
-                <w:szCs w:val="20"/>
-                <w:lang w:val="en-GB"/>
-              </w:rPr>
-            </w:pPr>
             <w:r>
               <w:rPr>
                 <w:sz w:val="20"/>
@@ -1773,7 +1800,7 @@
         </w:tc>
         <w:tc>
           <w:tcPr>
-            <w:tcW w:w="1275" w:type="dxa"/>
+            <w:tcW w:w="1417" w:type="dxa"/>
             <w:tcBorders>
               <w:top w:val="nil"/>
               <w:left w:val="nil"/>
@@ -1862,7 +1889,7 @@
         </w:tc>
         <w:tc>
           <w:tcPr>
-            <w:tcW w:w="5031" w:type="dxa"/>
+            <w:tcW w:w="4890" w:type="dxa"/>
             <w:tcBorders>
               <w:top w:val="nil"/>
               <w:left w:val="nil"/>
@@ -1951,7 +1978,7 @@
         </w:tc>
         <w:tc>
           <w:tcPr>
-            <w:tcW w:w="709" w:type="dxa"/>
+            <w:tcW w:w="708" w:type="dxa"/>
             <w:tcBorders>
               <w:top w:val="nil"/>
               <w:left w:val="nil"/>
@@ -1976,6 +2003,31 @@
         </w:tc>
         <w:tc>
           <w:tcPr>
+            <w:tcW w:w="993" w:type="dxa"/>
+            <w:tcBorders>
+              <w:top w:val="nil"/>
+              <w:left w:val="nil"/>
+              <w:bottom w:val="nil"/>
+              <w:right w:val="nil"/>
+            </w:tcBorders>
+          </w:tcPr>
+          <w:p>
+            <w:pPr>
+              <w:autoSpaceDE w:val="0"/>
+              <w:autoSpaceDN w:val="0"/>
+              <w:adjustRightInd w:val="0"/>
+              <w:spacing w:before="120" w:after="120" w:line="240" w:lineRule="auto"/>
+              <w:jc w:val="both"/>
+              <w:rPr>
+                <w:sz w:val="20"/>
+                <w:szCs w:val="20"/>
+                <w:lang w:val="en-GB"/>
+              </w:rPr>
+            </w:pPr>
+          </w:p>
+        </w:tc>
+        <w:tc>
+          <w:tcPr>
             <w:tcW w:w="992" w:type="dxa"/>
             <w:tcBorders>
               <w:top w:val="nil"/>
@@ -1997,31 +2049,6 @@
                 <w:lang w:val="en-GB"/>
               </w:rPr>
             </w:pPr>
-          </w:p>
-        </w:tc>
-        <w:tc>
-          <w:tcPr>
-            <w:tcW w:w="993" w:type="dxa"/>
-            <w:tcBorders>
-              <w:top w:val="nil"/>
-              <w:left w:val="nil"/>
-              <w:bottom w:val="nil"/>
-              <w:right w:val="nil"/>
-            </w:tcBorders>
-          </w:tcPr>
-          <w:p>
-            <w:pPr>
-              <w:autoSpaceDE w:val="0"/>
-              <w:autoSpaceDN w:val="0"/>
-              <w:adjustRightInd w:val="0"/>
-              <w:spacing w:before="120" w:after="120" w:line="240" w:lineRule="auto"/>
-              <w:jc w:val="both"/>
-              <w:rPr>
-                <w:sz w:val="20"/>
-                <w:szCs w:val="20"/>
-                <w:lang w:val="en-GB"/>
-              </w:rPr>
-            </w:pPr>
             <w:r>
               <w:rPr>
                 <w:sz w:val="20"/>
@@ -2034,7 +2061,7 @@
         </w:tc>
         <w:tc>
           <w:tcPr>
-            <w:tcW w:w="1275" w:type="dxa"/>
+            <w:tcW w:w="1417" w:type="dxa"/>
             <w:tcBorders>
               <w:top w:val="nil"/>
               <w:left w:val="nil"/>
@@ -2123,7 +2150,7 @@
         </w:tc>
         <w:tc>
           <w:tcPr>
-            <w:tcW w:w="5031" w:type="dxa"/>
+            <w:tcW w:w="4890" w:type="dxa"/>
             <w:tcBorders>
               <w:top w:val="nil"/>
               <w:left w:val="nil"/>
@@ -2212,7 +2239,7 @@
         </w:tc>
         <w:tc>
           <w:tcPr>
-            <w:tcW w:w="709" w:type="dxa"/>
+            <w:tcW w:w="708" w:type="dxa"/>
             <w:tcBorders>
               <w:top w:val="nil"/>
               <w:left w:val="nil"/>
@@ -2237,6 +2264,31 @@
         </w:tc>
         <w:tc>
           <w:tcPr>
+            <w:tcW w:w="993" w:type="dxa"/>
+            <w:tcBorders>
+              <w:top w:val="nil"/>
+              <w:left w:val="nil"/>
+              <w:bottom w:val="nil"/>
+              <w:right w:val="nil"/>
+            </w:tcBorders>
+          </w:tcPr>
+          <w:p>
+            <w:pPr>
+              <w:autoSpaceDE w:val="0"/>
+              <w:autoSpaceDN w:val="0"/>
+              <w:adjustRightInd w:val="0"/>
+              <w:spacing w:before="120" w:after="120" w:line="240" w:lineRule="auto"/>
+              <w:jc w:val="both"/>
+              <w:rPr>
+                <w:sz w:val="20"/>
+                <w:szCs w:val="20"/>
+                <w:lang w:val="en-GB"/>
+              </w:rPr>
+            </w:pPr>
+          </w:p>
+        </w:tc>
+        <w:tc>
+          <w:tcPr>
             <w:tcW w:w="992" w:type="dxa"/>
             <w:tcBorders>
               <w:top w:val="nil"/>
@@ -2258,31 +2310,6 @@
                 <w:lang w:val="en-GB"/>
               </w:rPr>
             </w:pPr>
-          </w:p>
-        </w:tc>
-        <w:tc>
-          <w:tcPr>
-            <w:tcW w:w="993" w:type="dxa"/>
-            <w:tcBorders>
-              <w:top w:val="nil"/>
-              <w:left w:val="nil"/>
-              <w:bottom w:val="nil"/>
-              <w:right w:val="nil"/>
-            </w:tcBorders>
-          </w:tcPr>
-          <w:p>
-            <w:pPr>
-              <w:autoSpaceDE w:val="0"/>
-              <w:autoSpaceDN w:val="0"/>
-              <w:adjustRightInd w:val="0"/>
-              <w:spacing w:before="120" w:after="120" w:line="240" w:lineRule="auto"/>
-              <w:jc w:val="both"/>
-              <w:rPr>
-                <w:sz w:val="20"/>
-                <w:szCs w:val="20"/>
-                <w:lang w:val="en-GB"/>
-              </w:rPr>
-            </w:pPr>
             <w:r>
               <w:rPr>
                 <w:sz w:val="20"/>
@@ -2295,7 +2322,7 @@
         </w:tc>
         <w:tc>
           <w:tcPr>
-            <w:tcW w:w="1275" w:type="dxa"/>
+            <w:tcW w:w="1417" w:type="dxa"/>
             <w:tcBorders>
               <w:top w:val="nil"/>
               <w:left w:val="nil"/>
@@ -2392,7 +2419,7 @@
         </w:tc>
         <w:tc>
           <w:tcPr>
-            <w:tcW w:w="5031" w:type="dxa"/>
+            <w:tcW w:w="4890" w:type="dxa"/>
             <w:tcBorders>
               <w:top w:val="nil"/>
               <w:left w:val="nil"/>
@@ -2481,7 +2508,7 @@
         </w:tc>
         <w:tc>
           <w:tcPr>
-            <w:tcW w:w="709" w:type="dxa"/>
+            <w:tcW w:w="708" w:type="dxa"/>
             <w:tcBorders>
               <w:top w:val="nil"/>
               <w:left w:val="nil"/>
@@ -2506,6 +2533,31 @@
         </w:tc>
         <w:tc>
           <w:tcPr>
+            <w:tcW w:w="993" w:type="dxa"/>
+            <w:tcBorders>
+              <w:top w:val="nil"/>
+              <w:left w:val="nil"/>
+              <w:bottom w:val="nil"/>
+              <w:right w:val="nil"/>
+            </w:tcBorders>
+          </w:tcPr>
+          <w:p>
+            <w:pPr>
+              <w:autoSpaceDE w:val="0"/>
+              <w:autoSpaceDN w:val="0"/>
+              <w:adjustRightInd w:val="0"/>
+              <w:spacing w:before="120" w:after="120" w:line="240" w:lineRule="auto"/>
+              <w:jc w:val="both"/>
+              <w:rPr>
+                <w:sz w:val="20"/>
+                <w:szCs w:val="20"/>
+                <w:lang w:val="en-GB"/>
+              </w:rPr>
+            </w:pPr>
+          </w:p>
+        </w:tc>
+        <w:tc>
+          <w:tcPr>
             <w:tcW w:w="992" w:type="dxa"/>
             <w:tcBorders>
               <w:top w:val="nil"/>
@@ -2527,31 +2579,6 @@
                 <w:lang w:val="en-GB"/>
               </w:rPr>
             </w:pPr>
-          </w:p>
-        </w:tc>
-        <w:tc>
-          <w:tcPr>
-            <w:tcW w:w="993" w:type="dxa"/>
-            <w:tcBorders>
-              <w:top w:val="nil"/>
-              <w:left w:val="nil"/>
-              <w:bottom w:val="nil"/>
-              <w:right w:val="nil"/>
-            </w:tcBorders>
-          </w:tcPr>
-          <w:p>
-            <w:pPr>
-              <w:autoSpaceDE w:val="0"/>
-              <w:autoSpaceDN w:val="0"/>
-              <w:adjustRightInd w:val="0"/>
-              <w:spacing w:before="120" w:after="120" w:line="240" w:lineRule="auto"/>
-              <w:jc w:val="both"/>
-              <w:rPr>
-                <w:sz w:val="20"/>
-                <w:szCs w:val="20"/>
-                <w:lang w:val="en-GB"/>
-              </w:rPr>
-            </w:pPr>
             <w:r>
               <w:rPr>
                 <w:sz w:val="20"/>
@@ -2564,7 +2591,7 @@
         </w:tc>
         <w:tc>
           <w:tcPr>
-            <w:tcW w:w="1275" w:type="dxa"/>
+            <w:tcW w:w="1417" w:type="dxa"/>
             <w:tcBorders>
               <w:top w:val="nil"/>
               <w:left w:val="nil"/>
@@ -2661,7 +2688,7 @@
         </w:tc>
         <w:tc>
           <w:tcPr>
-            <w:tcW w:w="5031" w:type="dxa"/>
+            <w:tcW w:w="4890" w:type="dxa"/>
             <w:tcBorders>
               <w:top w:val="nil"/>
               <w:left w:val="nil"/>
@@ -2750,7 +2777,7 @@
         </w:tc>
         <w:tc>
           <w:tcPr>
-            <w:tcW w:w="709" w:type="dxa"/>
+            <w:tcW w:w="708" w:type="dxa"/>
             <w:tcBorders>
               <w:top w:val="nil"/>
               <w:left w:val="nil"/>
@@ -2775,6 +2802,31 @@
         </w:tc>
         <w:tc>
           <w:tcPr>
+            <w:tcW w:w="993" w:type="dxa"/>
+            <w:tcBorders>
+              <w:top w:val="nil"/>
+              <w:left w:val="nil"/>
+              <w:bottom w:val="nil"/>
+              <w:right w:val="nil"/>
+            </w:tcBorders>
+          </w:tcPr>
+          <w:p>
+            <w:pPr>
+              <w:autoSpaceDE w:val="0"/>
+              <w:autoSpaceDN w:val="0"/>
+              <w:adjustRightInd w:val="0"/>
+              <w:spacing w:before="120" w:after="120" w:line="240" w:lineRule="auto"/>
+              <w:jc w:val="both"/>
+              <w:rPr>
+                <w:sz w:val="20"/>
+                <w:szCs w:val="20"/>
+                <w:lang w:val="en-GB"/>
+              </w:rPr>
+            </w:pPr>
+          </w:p>
+        </w:tc>
+        <w:tc>
+          <w:tcPr>
             <w:tcW w:w="992" w:type="dxa"/>
             <w:tcBorders>
               <w:top w:val="nil"/>
@@ -2796,31 +2848,6 @@
                 <w:lang w:val="en-GB"/>
               </w:rPr>
             </w:pPr>
-          </w:p>
-        </w:tc>
-        <w:tc>
-          <w:tcPr>
-            <w:tcW w:w="993" w:type="dxa"/>
-            <w:tcBorders>
-              <w:top w:val="nil"/>
-              <w:left w:val="nil"/>
-              <w:bottom w:val="nil"/>
-              <w:right w:val="nil"/>
-            </w:tcBorders>
-          </w:tcPr>
-          <w:p>
-            <w:pPr>
-              <w:autoSpaceDE w:val="0"/>
-              <w:autoSpaceDN w:val="0"/>
-              <w:adjustRightInd w:val="0"/>
-              <w:spacing w:before="120" w:after="120" w:line="240" w:lineRule="auto"/>
-              <w:jc w:val="both"/>
-              <w:rPr>
-                <w:sz w:val="20"/>
-                <w:szCs w:val="20"/>
-                <w:lang w:val="en-GB"/>
-              </w:rPr>
-            </w:pPr>
             <w:r>
               <w:rPr>
                 <w:sz w:val="20"/>
@@ -2833,7 +2860,7 @@
         </w:tc>
         <w:tc>
           <w:tcPr>
-            <w:tcW w:w="1275" w:type="dxa"/>
+            <w:tcW w:w="1417" w:type="dxa"/>
             <w:tcBorders>
               <w:top w:val="nil"/>
               <w:left w:val="nil"/>
@@ -2930,7 +2957,7 @@
         </w:tc>
         <w:tc>
           <w:tcPr>
-            <w:tcW w:w="5031" w:type="dxa"/>
+            <w:tcW w:w="4890" w:type="dxa"/>
             <w:tcBorders>
               <w:top w:val="nil"/>
               <w:left w:val="nil"/>
@@ -3019,7 +3046,7 @@
         </w:tc>
         <w:tc>
           <w:tcPr>
-            <w:tcW w:w="709" w:type="dxa"/>
+            <w:tcW w:w="708" w:type="dxa"/>
             <w:tcBorders>
               <w:top w:val="nil"/>
               <w:left w:val="nil"/>
@@ -3044,6 +3071,31 @@
         </w:tc>
         <w:tc>
           <w:tcPr>
+            <w:tcW w:w="993" w:type="dxa"/>
+            <w:tcBorders>
+              <w:top w:val="nil"/>
+              <w:left w:val="nil"/>
+              <w:bottom w:val="nil"/>
+              <w:right w:val="nil"/>
+            </w:tcBorders>
+          </w:tcPr>
+          <w:p>
+            <w:pPr>
+              <w:autoSpaceDE w:val="0"/>
+              <w:autoSpaceDN w:val="0"/>
+              <w:adjustRightInd w:val="0"/>
+              <w:spacing w:before="120" w:after="120" w:line="240" w:lineRule="auto"/>
+              <w:jc w:val="both"/>
+              <w:rPr>
+                <w:sz w:val="20"/>
+                <w:szCs w:val="20"/>
+                <w:lang w:val="en-GB"/>
+              </w:rPr>
+            </w:pPr>
+          </w:p>
+        </w:tc>
+        <w:tc>
+          <w:tcPr>
             <w:tcW w:w="992" w:type="dxa"/>
             <w:tcBorders>
               <w:top w:val="nil"/>
@@ -3065,31 +3117,6 @@
                 <w:lang w:val="en-GB"/>
               </w:rPr>
             </w:pPr>
-          </w:p>
-        </w:tc>
-        <w:tc>
-          <w:tcPr>
-            <w:tcW w:w="993" w:type="dxa"/>
-            <w:tcBorders>
-              <w:top w:val="nil"/>
-              <w:left w:val="nil"/>
-              <w:bottom w:val="nil"/>
-              <w:right w:val="nil"/>
-            </w:tcBorders>
-          </w:tcPr>
-          <w:p>
-            <w:pPr>
-              <w:autoSpaceDE w:val="0"/>
-              <w:autoSpaceDN w:val="0"/>
-              <w:adjustRightInd w:val="0"/>
-              <w:spacing w:before="120" w:after="120" w:line="240" w:lineRule="auto"/>
-              <w:jc w:val="both"/>
-              <w:rPr>
-                <w:sz w:val="20"/>
-                <w:szCs w:val="20"/>
-                <w:lang w:val="en-GB"/>
-              </w:rPr>
-            </w:pPr>
             <w:r>
               <w:rPr>
                 <w:sz w:val="20"/>
@@ -3102,7 +3129,7 @@
         </w:tc>
         <w:tc>
           <w:tcPr>
-            <w:tcW w:w="1275" w:type="dxa"/>
+            <w:tcW w:w="1417" w:type="dxa"/>
             <w:tcBorders>
               <w:top w:val="nil"/>
               <w:left w:val="nil"/>
@@ -3199,7 +3226,7 @@
         </w:tc>
         <w:tc>
           <w:tcPr>
-            <w:tcW w:w="5031" w:type="dxa"/>
+            <w:tcW w:w="4890" w:type="dxa"/>
             <w:tcBorders>
               <w:top w:val="nil"/>
               <w:left w:val="nil"/>
@@ -3288,7 +3315,7 @@
         </w:tc>
         <w:tc>
           <w:tcPr>
-            <w:tcW w:w="709" w:type="dxa"/>
+            <w:tcW w:w="708" w:type="dxa"/>
             <w:tcBorders>
               <w:top w:val="nil"/>
               <w:left w:val="nil"/>
@@ -3313,6 +3340,31 @@
         </w:tc>
         <w:tc>
           <w:tcPr>
+            <w:tcW w:w="993" w:type="dxa"/>
+            <w:tcBorders>
+              <w:top w:val="nil"/>
+              <w:left w:val="nil"/>
+              <w:bottom w:val="nil"/>
+              <w:right w:val="nil"/>
+            </w:tcBorders>
+          </w:tcPr>
+          <w:p>
+            <w:pPr>
+              <w:autoSpaceDE w:val="0"/>
+              <w:autoSpaceDN w:val="0"/>
+              <w:adjustRightInd w:val="0"/>
+              <w:spacing w:before="120" w:after="120" w:line="240" w:lineRule="auto"/>
+              <w:jc w:val="both"/>
+              <w:rPr>
+                <w:sz w:val="20"/>
+                <w:szCs w:val="20"/>
+                <w:lang w:val="en-GB"/>
+              </w:rPr>
+            </w:pPr>
+          </w:p>
+        </w:tc>
+        <w:tc>
+          <w:tcPr>
             <w:tcW w:w="992" w:type="dxa"/>
             <w:tcBorders>
               <w:top w:val="nil"/>
@@ -3334,31 +3386,6 @@
                 <w:lang w:val="en-GB"/>
               </w:rPr>
             </w:pPr>
-          </w:p>
-        </w:tc>
-        <w:tc>
-          <w:tcPr>
-            <w:tcW w:w="993" w:type="dxa"/>
-            <w:tcBorders>
-              <w:top w:val="nil"/>
-              <w:left w:val="nil"/>
-              <w:bottom w:val="nil"/>
-              <w:right w:val="nil"/>
-            </w:tcBorders>
-          </w:tcPr>
-          <w:p>
-            <w:pPr>
-              <w:autoSpaceDE w:val="0"/>
-              <w:autoSpaceDN w:val="0"/>
-              <w:adjustRightInd w:val="0"/>
-              <w:spacing w:before="120" w:after="120" w:line="240" w:lineRule="auto"/>
-              <w:jc w:val="both"/>
-              <w:rPr>
-                <w:sz w:val="20"/>
-                <w:szCs w:val="20"/>
-                <w:lang w:val="en-GB"/>
-              </w:rPr>
-            </w:pPr>
             <w:r>
               <w:rPr>
                 <w:sz w:val="20"/>
@@ -3371,7 +3398,7 @@
         </w:tc>
         <w:tc>
           <w:tcPr>
-            <w:tcW w:w="1275" w:type="dxa"/>
+            <w:tcW w:w="1417" w:type="dxa"/>
             <w:tcBorders>
               <w:top w:val="nil"/>
               <w:left w:val="nil"/>
@@ -3460,7 +3487,7 @@
         </w:tc>
         <w:tc>
           <w:tcPr>
-            <w:tcW w:w="5031" w:type="dxa"/>
+            <w:tcW w:w="4890" w:type="dxa"/>
             <w:tcBorders>
               <w:top w:val="nil"/>
               <w:left w:val="nil"/>
@@ -3549,7 +3576,7 @@
         </w:tc>
         <w:tc>
           <w:tcPr>
-            <w:tcW w:w="709" w:type="dxa"/>
+            <w:tcW w:w="708" w:type="dxa"/>
             <w:tcBorders>
               <w:top w:val="nil"/>
               <w:left w:val="nil"/>
@@ -3574,6 +3601,31 @@
         </w:tc>
         <w:tc>
           <w:tcPr>
+            <w:tcW w:w="993" w:type="dxa"/>
+            <w:tcBorders>
+              <w:top w:val="nil"/>
+              <w:left w:val="nil"/>
+              <w:bottom w:val="nil"/>
+              <w:right w:val="nil"/>
+            </w:tcBorders>
+          </w:tcPr>
+          <w:p>
+            <w:pPr>
+              <w:autoSpaceDE w:val="0"/>
+              <w:autoSpaceDN w:val="0"/>
+              <w:adjustRightInd w:val="0"/>
+              <w:spacing w:before="120" w:after="120" w:line="240" w:lineRule="auto"/>
+              <w:jc w:val="both"/>
+              <w:rPr>
+                <w:sz w:val="20"/>
+                <w:szCs w:val="20"/>
+                <w:lang w:val="en-GB"/>
+              </w:rPr>
+            </w:pPr>
+          </w:p>
+        </w:tc>
+        <w:tc>
+          <w:tcPr>
             <w:tcW w:w="992" w:type="dxa"/>
             <w:tcBorders>
               <w:top w:val="nil"/>
@@ -3595,31 +3647,6 @@
                 <w:lang w:val="en-GB"/>
               </w:rPr>
             </w:pPr>
-          </w:p>
-        </w:tc>
-        <w:tc>
-          <w:tcPr>
-            <w:tcW w:w="993" w:type="dxa"/>
-            <w:tcBorders>
-              <w:top w:val="nil"/>
-              <w:left w:val="nil"/>
-              <w:bottom w:val="nil"/>
-              <w:right w:val="nil"/>
-            </w:tcBorders>
-          </w:tcPr>
-          <w:p>
-            <w:pPr>
-              <w:autoSpaceDE w:val="0"/>
-              <w:autoSpaceDN w:val="0"/>
-              <w:adjustRightInd w:val="0"/>
-              <w:spacing w:before="120" w:after="120" w:line="240" w:lineRule="auto"/>
-              <w:jc w:val="both"/>
-              <w:rPr>
-                <w:sz w:val="20"/>
-                <w:szCs w:val="20"/>
-                <w:lang w:val="en-GB"/>
-              </w:rPr>
-            </w:pPr>
             <w:r>
               <w:rPr>
                 <w:sz w:val="20"/>
@@ -3632,7 +3659,7 @@
         </w:tc>
         <w:tc>
           <w:tcPr>
-            <w:tcW w:w="1275" w:type="dxa"/>
+            <w:tcW w:w="1417" w:type="dxa"/>
             <w:tcBorders>
               <w:top w:val="nil"/>
               <w:left w:val="nil"/>
@@ -3721,7 +3748,7 @@
         </w:tc>
         <w:tc>
           <w:tcPr>
-            <w:tcW w:w="5031" w:type="dxa"/>
+            <w:tcW w:w="4890" w:type="dxa"/>
             <w:tcBorders>
               <w:top w:val="nil"/>
               <w:left w:val="nil"/>
@@ -3810,7 +3837,7 @@
         </w:tc>
         <w:tc>
           <w:tcPr>
-            <w:tcW w:w="709" w:type="dxa"/>
+            <w:tcW w:w="708" w:type="dxa"/>
             <w:tcBorders>
               <w:top w:val="nil"/>
               <w:left w:val="nil"/>
@@ -3835,6 +3862,31 @@
         </w:tc>
         <w:tc>
           <w:tcPr>
+            <w:tcW w:w="993" w:type="dxa"/>
+            <w:tcBorders>
+              <w:top w:val="nil"/>
+              <w:left w:val="nil"/>
+              <w:bottom w:val="nil"/>
+              <w:right w:val="nil"/>
+            </w:tcBorders>
+          </w:tcPr>
+          <w:p>
+            <w:pPr>
+              <w:autoSpaceDE w:val="0"/>
+              <w:autoSpaceDN w:val="0"/>
+              <w:adjustRightInd w:val="0"/>
+              <w:spacing w:before="120" w:after="120" w:line="240" w:lineRule="auto"/>
+              <w:jc w:val="both"/>
+              <w:rPr>
+                <w:sz w:val="20"/>
+                <w:szCs w:val="20"/>
+                <w:lang w:val="en-GB"/>
+              </w:rPr>
+            </w:pPr>
+          </w:p>
+        </w:tc>
+        <w:tc>
+          <w:tcPr>
             <w:tcW w:w="992" w:type="dxa"/>
             <w:tcBorders>
               <w:top w:val="nil"/>
@@ -3856,31 +3908,6 @@
                 <w:lang w:val="en-GB"/>
               </w:rPr>
             </w:pPr>
-          </w:p>
-        </w:tc>
-        <w:tc>
-          <w:tcPr>
-            <w:tcW w:w="993" w:type="dxa"/>
-            <w:tcBorders>
-              <w:top w:val="nil"/>
-              <w:left w:val="nil"/>
-              <w:bottom w:val="nil"/>
-              <w:right w:val="nil"/>
-            </w:tcBorders>
-          </w:tcPr>
-          <w:p>
-            <w:pPr>
-              <w:autoSpaceDE w:val="0"/>
-              <w:autoSpaceDN w:val="0"/>
-              <w:adjustRightInd w:val="0"/>
-              <w:spacing w:before="120" w:after="120" w:line="240" w:lineRule="auto"/>
-              <w:jc w:val="both"/>
-              <w:rPr>
-                <w:sz w:val="20"/>
-                <w:szCs w:val="20"/>
-                <w:lang w:val="en-GB"/>
-              </w:rPr>
-            </w:pPr>
             <w:r>
               <w:rPr>
                 <w:sz w:val="20"/>
@@ -3893,7 +3920,7 @@
         </w:tc>
         <w:tc>
           <w:tcPr>
-            <w:tcW w:w="1275" w:type="dxa"/>
+            <w:tcW w:w="1417" w:type="dxa"/>
             <w:tcBorders>
               <w:top w:val="nil"/>
               <w:left w:val="nil"/>
@@ -3982,7 +4009,7 @@
         </w:tc>
         <w:tc>
           <w:tcPr>
-            <w:tcW w:w="5031" w:type="dxa"/>
+            <w:tcW w:w="4890" w:type="dxa"/>
             <w:tcBorders>
               <w:top w:val="nil"/>
               <w:left w:val="nil"/>
@@ -4071,7 +4098,7 @@
         </w:tc>
         <w:tc>
           <w:tcPr>
-            <w:tcW w:w="709" w:type="dxa"/>
+            <w:tcW w:w="708" w:type="dxa"/>
             <w:tcBorders>
               <w:top w:val="nil"/>
               <w:left w:val="nil"/>
@@ -4096,6 +4123,31 @@
         </w:tc>
         <w:tc>
           <w:tcPr>
+            <w:tcW w:w="993" w:type="dxa"/>
+            <w:tcBorders>
+              <w:top w:val="nil"/>
+              <w:left w:val="nil"/>
+              <w:bottom w:val="nil"/>
+              <w:right w:val="nil"/>
+            </w:tcBorders>
+          </w:tcPr>
+          <w:p>
+            <w:pPr>
+              <w:autoSpaceDE w:val="0"/>
+              <w:autoSpaceDN w:val="0"/>
+              <w:adjustRightInd w:val="0"/>
+              <w:spacing w:before="120" w:after="120" w:line="240" w:lineRule="auto"/>
+              <w:jc w:val="both"/>
+              <w:rPr>
+                <w:sz w:val="20"/>
+                <w:szCs w:val="20"/>
+                <w:lang w:val="en-GB"/>
+              </w:rPr>
+            </w:pPr>
+          </w:p>
+        </w:tc>
+        <w:tc>
+          <w:tcPr>
             <w:tcW w:w="992" w:type="dxa"/>
             <w:tcBorders>
               <w:top w:val="nil"/>
@@ -4117,31 +4169,6 @@
                 <w:lang w:val="en-GB"/>
               </w:rPr>
             </w:pPr>
-          </w:p>
-        </w:tc>
-        <w:tc>
-          <w:tcPr>
-            <w:tcW w:w="993" w:type="dxa"/>
-            <w:tcBorders>
-              <w:top w:val="nil"/>
-              <w:left w:val="nil"/>
-              <w:bottom w:val="nil"/>
-              <w:right w:val="nil"/>
-            </w:tcBorders>
-          </w:tcPr>
-          <w:p>
-            <w:pPr>
-              <w:autoSpaceDE w:val="0"/>
-              <w:autoSpaceDN w:val="0"/>
-              <w:adjustRightInd w:val="0"/>
-              <w:spacing w:before="120" w:after="120" w:line="240" w:lineRule="auto"/>
-              <w:jc w:val="both"/>
-              <w:rPr>
-                <w:sz w:val="20"/>
-                <w:szCs w:val="20"/>
-                <w:lang w:val="en-GB"/>
-              </w:rPr>
-            </w:pPr>
             <w:r>
               <w:rPr>
                 <w:sz w:val="20"/>
@@ -4154,7 +4181,7 @@
         </w:tc>
         <w:tc>
           <w:tcPr>
-            <w:tcW w:w="1275" w:type="dxa"/>
+            <w:tcW w:w="1417" w:type="dxa"/>
             <w:tcBorders>
               <w:top w:val="nil"/>
               <w:left w:val="nil"/>
@@ -4243,7 +4270,7 @@
         </w:tc>
         <w:tc>
           <w:tcPr>
-            <w:tcW w:w="5031" w:type="dxa"/>
+            <w:tcW w:w="4890" w:type="dxa"/>
             <w:tcBorders>
               <w:top w:val="nil"/>
               <w:left w:val="nil"/>
@@ -4332,7 +4359,7 @@
         </w:tc>
         <w:tc>
           <w:tcPr>
-            <w:tcW w:w="709" w:type="dxa"/>
+            <w:tcW w:w="708" w:type="dxa"/>
             <w:tcBorders>
               <w:top w:val="nil"/>
               <w:left w:val="nil"/>
@@ -4357,6 +4384,31 @@
         </w:tc>
         <w:tc>
           <w:tcPr>
+            <w:tcW w:w="993" w:type="dxa"/>
+            <w:tcBorders>
+              <w:top w:val="nil"/>
+              <w:left w:val="nil"/>
+              <w:bottom w:val="nil"/>
+              <w:right w:val="nil"/>
+            </w:tcBorders>
+          </w:tcPr>
+          <w:p>
+            <w:pPr>
+              <w:autoSpaceDE w:val="0"/>
+              <w:autoSpaceDN w:val="0"/>
+              <w:adjustRightInd w:val="0"/>
+              <w:spacing w:before="120" w:after="120" w:line="240" w:lineRule="auto"/>
+              <w:jc w:val="both"/>
+              <w:rPr>
+                <w:sz w:val="20"/>
+                <w:szCs w:val="20"/>
+                <w:lang w:val="en-GB"/>
+              </w:rPr>
+            </w:pPr>
+          </w:p>
+        </w:tc>
+        <w:tc>
+          <w:tcPr>
             <w:tcW w:w="992" w:type="dxa"/>
             <w:tcBorders>
               <w:top w:val="nil"/>
@@ -4378,31 +4430,6 @@
                 <w:lang w:val="en-GB"/>
               </w:rPr>
             </w:pPr>
-          </w:p>
-        </w:tc>
-        <w:tc>
-          <w:tcPr>
-            <w:tcW w:w="993" w:type="dxa"/>
-            <w:tcBorders>
-              <w:top w:val="nil"/>
-              <w:left w:val="nil"/>
-              <w:bottom w:val="nil"/>
-              <w:right w:val="nil"/>
-            </w:tcBorders>
-          </w:tcPr>
-          <w:p>
-            <w:pPr>
-              <w:autoSpaceDE w:val="0"/>
-              <w:autoSpaceDN w:val="0"/>
-              <w:adjustRightInd w:val="0"/>
-              <w:spacing w:before="120" w:after="120" w:line="240" w:lineRule="auto"/>
-              <w:jc w:val="both"/>
-              <w:rPr>
-                <w:sz w:val="20"/>
-                <w:szCs w:val="20"/>
-                <w:lang w:val="en-GB"/>
-              </w:rPr>
-            </w:pPr>
             <w:r>
               <w:rPr>
                 <w:sz w:val="20"/>
@@ -4415,7 +4442,7 @@
         </w:tc>
         <w:tc>
           <w:tcPr>
-            <w:tcW w:w="1275" w:type="dxa"/>
+            <w:tcW w:w="1417" w:type="dxa"/>
             <w:tcBorders>
               <w:top w:val="nil"/>
               <w:left w:val="nil"/>
@@ -4512,7 +4539,7 @@
         </w:tc>
         <w:tc>
           <w:tcPr>
-            <w:tcW w:w="5031" w:type="dxa"/>
+            <w:tcW w:w="4890" w:type="dxa"/>
             <w:tcBorders>
               <w:top w:val="nil"/>
               <w:left w:val="nil"/>
@@ -4601,7 +4628,7 @@
         </w:tc>
         <w:tc>
           <w:tcPr>
-            <w:tcW w:w="709" w:type="dxa"/>
+            <w:tcW w:w="708" w:type="dxa"/>
             <w:tcBorders>
               <w:top w:val="nil"/>
               <w:left w:val="nil"/>
@@ -4626,11 +4653,36 @@
         </w:tc>
         <w:tc>
           <w:tcPr>
+            <w:tcW w:w="993" w:type="dxa"/>
+            <w:tcBorders>
+              <w:top w:val="nil"/>
+              <w:left w:val="nil"/>
+              <w:bottom w:val="nil"/>
+              <w:right w:val="nil"/>
+            </w:tcBorders>
+          </w:tcPr>
+          <w:p>
+            <w:pPr>
+              <w:autoSpaceDE w:val="0"/>
+              <w:autoSpaceDN w:val="0"/>
+              <w:adjustRightInd w:val="0"/>
+              <w:spacing w:before="120" w:after="120" w:line="240" w:lineRule="auto"/>
+              <w:jc w:val="both"/>
+              <w:rPr>
+                <w:sz w:val="20"/>
+                <w:szCs w:val="20"/>
+                <w:lang w:val="en-GB"/>
+              </w:rPr>
+            </w:pPr>
+          </w:p>
+        </w:tc>
+        <w:tc>
+          <w:tcPr>
             <w:tcW w:w="992" w:type="dxa"/>
             <w:tcBorders>
               <w:top w:val="nil"/>
               <w:left w:val="nil"/>
-              <w:bottom w:val="nil"/>
+              <w:bottom w:val="single" w:sz="4" w:space="0" w:color="auto"/>
               <w:right w:val="nil"/>
             </w:tcBorders>
           </w:tcPr>
@@ -4647,31 +4699,6 @@
                 <w:lang w:val="en-GB"/>
               </w:rPr>
             </w:pPr>
-          </w:p>
-        </w:tc>
-        <w:tc>
-          <w:tcPr>
-            <w:tcW w:w="993" w:type="dxa"/>
-            <w:tcBorders>
-              <w:top w:val="nil"/>
-              <w:left w:val="nil"/>
-              <w:bottom w:val="single" w:sz="4" w:space="0" w:color="auto"/>
-              <w:right w:val="nil"/>
-            </w:tcBorders>
-          </w:tcPr>
-          <w:p>
-            <w:pPr>
-              <w:autoSpaceDE w:val="0"/>
-              <w:autoSpaceDN w:val="0"/>
-              <w:adjustRightInd w:val="0"/>
-              <w:spacing w:before="120" w:after="120" w:line="240" w:lineRule="auto"/>
-              <w:jc w:val="both"/>
-              <w:rPr>
-                <w:sz w:val="20"/>
-                <w:szCs w:val="20"/>
-                <w:lang w:val="en-GB"/>
-              </w:rPr>
-            </w:pPr>
             <w:r>
               <w:rPr>
                 <w:sz w:val="20"/>
@@ -4684,7 +4711,7 @@
         </w:tc>
         <w:tc>
           <w:tcPr>
-            <w:tcW w:w="1275" w:type="dxa"/>
+            <w:tcW w:w="1417" w:type="dxa"/>
             <w:tcBorders>
               <w:top w:val="nil"/>
               <w:left w:val="nil"/>
@@ -4740,7 +4767,7 @@
         </w:trPr>
         <w:tc>
           <w:tcPr>
-            <w:tcW w:w="7371" w:type="dxa"/>
+            <w:tcW w:w="7230" w:type="dxa"/>
             <w:gridSpan w:val="4"/>
             <w:tcBorders>
               <w:top w:val="nil"/>
@@ -4807,7 +4834,7 @@
         </w:tc>
         <w:tc>
           <w:tcPr>
-            <w:tcW w:w="993" w:type="dxa"/>
+            <w:tcW w:w="992" w:type="dxa"/>
             <w:tcBorders>
               <w:top w:val="single" w:sz="4" w:space="0" w:color="auto"/>
               <w:left w:val="nil"/>
@@ -4844,7 +4871,7 @@
         </w:tc>
         <w:tc>
           <w:tcPr>
-            <w:tcW w:w="1275" w:type="dxa"/>
+            <w:tcW w:w="1417" w:type="dxa"/>
             <w:tcBorders>
               <w:top w:val="single" w:sz="4" w:space="0" w:color="auto"/>
               <w:left w:val="nil"/>
@@ -4980,27 +5007,7 @@
           <w:highlight w:val="yellow"/>
           <w:lang w:val="it-IT"/>
         </w:rPr>
-        <w:t xml:space="preserve">. </w:t>
-      </w:r>
-      <w:r>
-        <w:rPr>
-          <w:rFonts w:cs="Courier New"/>
-          <w:sz w:val="20"/>
-          <w:szCs w:val="20"/>
-          <w:highlight w:val="yellow"/>
-          <w:lang w:val="it-IT"/>
-        </w:rPr>
-        <w:t>IVA esclusa</w:t>
-      </w:r>
-      <w:r>
-        <w:rPr>
-          <w:rFonts w:cs="Courier New"/>
-          <w:sz w:val="20"/>
-          <w:szCs w:val="20"/>
-          <w:highlight w:val="yellow"/>
-          <w:lang w:val="it-IT"/>
-        </w:rPr>
-        <w:t>)</w:t>
+        <w:t>. IVA esclusa)</w:t>
       </w:r>
     </w:p>
     <w:p>
@@ -5166,7 +5173,6 @@
                 <w:szCs w:val="20"/>
                 <w:lang w:val="it-IT"/>
               </w:rPr>
-              <w:lastRenderedPageBreak/>
               <w:t>Pagamento:</w:t>
             </w:r>
           </w:p>
@@ -5224,6 +5230,7 @@
                 <w:rFonts w:ascii="Verdana" w:hAnsi="Verdana" w:cs="Arial"/>
                 <w:lang w:val="it-IT"/>
               </w:rPr>
+              <w:lastRenderedPageBreak/>
               <w:t>Estremi bancari:</w:t>
             </w:r>
           </w:p>

--- a/proforma_template_ita.docx
+++ b/proforma_template_ita.docx
@@ -5854,44 +5854,49 @@
         <w:rPr>
           <w:rFonts w:cs="Courier New"/>
           <w:sz w:val="20"/>
-          <w:lang w:val="en-GB"/>
+          <w:lang w:val="it-IT"/>
         </w:rPr>
       </w:pPr>
     </w:p>
     <w:p>
       <w:pPr>
         <w:tabs>
-          <w:tab w:val="left" w:pos="5529"/>
+          <w:tab w:val="left" w:pos="5387"/>
         </w:tabs>
+        <w:autoSpaceDE w:val="0"/>
+        <w:autoSpaceDN w:val="0"/>
+        <w:adjustRightInd w:val="0"/>
         <w:spacing w:after="0" w:line="240" w:lineRule="auto"/>
         <w:rPr>
-          <w:rFonts w:cs="Courier New"/>
+          <w:b/>
+          <w:bCs/>
           <w:sz w:val="20"/>
-          <w:lang w:val="en-GB"/>
+          <w:szCs w:val="20"/>
+          <w:lang w:val="fr-FR"/>
         </w:rPr>
       </w:pPr>
       <w:r>
         <w:rPr>
           <w:rFonts w:cs="Courier New"/>
           <w:sz w:val="20"/>
-          <w:lang w:val="en-GB"/>
+          <w:lang w:val="it-IT"/>
         </w:rPr>
         <w:tab/>
       </w:r>
       <w:r>
         <w:rPr>
-          <w:rFonts w:cs="Courier New"/>
           <w:sz w:val="20"/>
-          <w:lang w:val="en-GB"/>
+          <w:szCs w:val="20"/>
+          <w:lang w:val="fr-FR"/>
         </w:rPr>
         <w:t xml:space="preserve">RMD </w:t>
       </w:r>
       <w:proofErr w:type="spellStart"/>
       <w:r>
         <w:rPr>
-          <w:rFonts w:cs="Courier New"/>
           <w:sz w:val="20"/>
-          <w:lang w:val="en-GB"/>
+          <w:szCs w:val="20"/>
+          <w:lang w:val="fr-FR"/>
         </w:rPr>
         <w:t>Srls</w:t>
       </w:r>
@@ -5900,30 +5905,35 @@
     <w:p>
       <w:pPr>
         <w:tabs>
-          <w:tab w:val="left" w:pos="5529"/>
+          <w:tab w:val="left" w:pos="5387"/>
         </w:tabs>
+        <w:autoSpaceDE w:val="0"/>
+        <w:autoSpaceDN w:val="0"/>
+        <w:adjustRightInd w:val="0"/>
         <w:spacing w:after="0" w:line="240" w:lineRule="auto"/>
         <w:rPr>
-          <w:rFonts w:cs="Courier New"/>
           <w:i/>
+          <w:iCs/>
           <w:sz w:val="20"/>
-          <w:lang w:val="en-GB"/>
+          <w:szCs w:val="20"/>
+          <w:lang w:val="it-IT"/>
         </w:rPr>
       </w:pPr>
       <w:r>
         <w:rPr>
-          <w:rFonts w:cs="Courier New"/>
           <w:sz w:val="20"/>
-          <w:lang w:val="en-GB"/>
+          <w:szCs w:val="20"/>
+          <w:lang w:val="fr-FR"/>
         </w:rPr>
         <w:tab/>
       </w:r>
       <w:r>
         <w:rPr>
-          <w:rFonts w:cs="Courier New"/>
           <w:i/>
+          <w:iCs/>
           <w:sz w:val="20"/>
-          <w:lang w:val="en-GB"/>
+          <w:szCs w:val="20"/>
+          <w:lang w:val="it-IT"/>
         </w:rPr>
         <w:t>M</w:t>
       </w:r>
@@ -5937,7 +5947,7 @@
           <w:lang w:val="it-IT" w:eastAsia="it-IT" w:bidi="ar-SA"/>
         </w:rPr>
         <w:drawing>
-          <wp:anchor distT="0" distB="0" distL="114300" distR="114300" simplePos="0" relativeHeight="251659264" behindDoc="1" locked="0" layoutInCell="1" allowOverlap="1" wp14:anchorId="3AE4D71A" wp14:editId="781CD4E3">
+          <wp:anchor distT="0" distB="0" distL="114300" distR="114300" simplePos="0" relativeHeight="251659264" behindDoc="1" locked="0" layoutInCell="1" allowOverlap="1" wp14:anchorId="3F1ABA0F" wp14:editId="7F60A0DF">
             <wp:simplePos x="0" y="0"/>
             <wp:positionH relativeFrom="column">
               <wp:posOffset>4143375</wp:posOffset>
@@ -6001,51 +6011,60 @@
       </w:r>
       <w:r>
         <w:rPr>
-          <w:rFonts w:cs="Courier New"/>
           <w:i/>
+          <w:iCs/>
           <w:sz w:val="20"/>
-          <w:lang w:val="en-GB"/>
+          <w:szCs w:val="20"/>
+          <w:lang w:val="it-IT"/>
         </w:rPr>
-        <w:t>oreno</w:t>
+        <w:t>oren</w:t>
+      </w:r>
+      <w:r>
+        <w:rPr>
+          <w:i/>
+          <w:iCs/>
+          <w:sz w:val="20"/>
+          <w:szCs w:val="20"/>
+          <w:lang w:val="it-IT"/>
+        </w:rPr>
+        <w:t>o</w:t>
       </w:r>
     </w:p>
     <w:p>
       <w:pPr>
         <w:tabs>
-          <w:tab w:val="center" w:pos="4820"/>
-          <w:tab w:val="left" w:pos="4860"/>
-          <w:tab w:val="right" w:pos="9639"/>
+          <w:tab w:val="left" w:pos="5387"/>
         </w:tabs>
+        <w:autoSpaceDE w:val="0"/>
+        <w:autoSpaceDN w:val="0"/>
+        <w:adjustRightInd w:val="0"/>
         <w:spacing w:after="0" w:line="240" w:lineRule="auto"/>
         <w:rPr>
-          <w:rFonts w:cs="Courier New"/>
           <w:i/>
+          <w:iCs/>
           <w:sz w:val="20"/>
-          <w:lang w:val="en-GB"/>
+          <w:szCs w:val="20"/>
+          <w:lang w:val="it-IT"/>
         </w:rPr>
       </w:pPr>
     </w:p>
     <w:p>
       <w:pPr>
         <w:tabs>
-          <w:tab w:val="left" w:pos="4860"/>
-          <w:tab w:val="right" w:pos="9639"/>
+          <w:tab w:val="left" w:pos="5387"/>
         </w:tabs>
+        <w:autoSpaceDE w:val="0"/>
+        <w:autoSpaceDN w:val="0"/>
+        <w:adjustRightInd w:val="0"/>
         <w:spacing w:after="0" w:line="240" w:lineRule="auto"/>
         <w:rPr>
-          <w:rFonts w:cs="Courier New"/>
+          <w:i/>
+          <w:iCs/>
           <w:sz w:val="20"/>
-          <w:lang w:val="en-GB"/>
+          <w:szCs w:val="20"/>
+          <w:lang w:val="it-IT"/>
         </w:rPr>
       </w:pPr>
-      <w:r>
-        <w:rPr>
-          <w:rFonts w:cs="Courier New"/>
-          <w:sz w:val="20"/>
-          <w:lang w:val="en-GB"/>
-        </w:rPr>
-        <w:tab/>
-      </w:r>
     </w:p>
     <w:p>
       <w:pPr>

--- a/proforma_template_ita.docx
+++ b/proforma_template_ita.docx
@@ -17,17 +17,7 @@
           <w:szCs w:val="20"/>
           <w:lang w:val="it-IT"/>
         </w:rPr>
-        <w:t xml:space="preserve">Schio, </w:t>
-      </w:r>
-      <w:r>
-        <w:rPr>
-          <w:b/>
-          <w:bCs/>
-          <w:sz w:val="20"/>
-          <w:szCs w:val="20"/>
-          <w:lang w:val="it-IT"/>
-        </w:rPr>
-        <w:t>[DD/MM/’YY]</w:t>
+        <w:t>Schio, [DD/MM/’YY]</w:t>
       </w:r>
     </w:p>
     <w:p>
@@ -36,35 +26,26 @@
           <w:tab w:val="left" w:pos="5387"/>
         </w:tabs>
         <w:spacing w:after="0" w:line="240" w:lineRule="auto"/>
+        <w:ind w:left="5387"/>
         <w:rPr>
           <w:sz w:val="20"/>
           <w:szCs w:val="20"/>
-          <w:lang w:val="fr-FR"/>
+          <w:lang w:val="en-AU"/>
         </w:rPr>
       </w:pPr>
       <w:r>
         <w:rPr>
           <w:sz w:val="20"/>
           <w:szCs w:val="20"/>
-          <w:lang w:val="it-IT"/>
+          <w:lang w:val="en-AU"/>
         </w:rPr>
-        <w:tab/>
+        <w:t>Messrs</w:t>
       </w:r>
-      <w:proofErr w:type="spellStart"/>
       <w:r>
         <w:rPr>
           <w:sz w:val="20"/>
           <w:szCs w:val="20"/>
-          <w:lang w:val="fr-FR"/>
-        </w:rPr>
-        <w:t>Messrs</w:t>
-      </w:r>
-      <w:proofErr w:type="spellEnd"/>
-      <w:r>
-        <w:rPr>
-          <w:sz w:val="20"/>
-          <w:szCs w:val="20"/>
-          <w:lang w:val="fr-FR"/>
+          <w:lang w:val="en-AU"/>
         </w:rPr>
         <w:t>.</w:t>
       </w:r>
@@ -74,16 +55,14 @@
         <w:tabs>
           <w:tab w:val="left" w:pos="5387"/>
         </w:tabs>
-        <w:autoSpaceDE w:val="0"/>
-        <w:autoSpaceDN w:val="0"/>
-        <w:adjustRightInd w:val="0"/>
         <w:spacing w:after="0" w:line="240" w:lineRule="auto"/>
+        <w:ind w:left="5387"/>
         <w:rPr>
           <w:b/>
           <w:bCs/>
           <w:sz w:val="20"/>
           <w:szCs w:val="20"/>
-          <w:lang w:val="fr-FR"/>
+          <w:lang w:val="en-GB"/>
         </w:rPr>
       </w:pPr>
       <w:r>
@@ -92,17 +71,7 @@
           <w:bCs/>
           <w:sz w:val="20"/>
           <w:szCs w:val="20"/>
-          <w:lang w:val="fr-FR"/>
-        </w:rPr>
-        <w:tab/>
-      </w:r>
-      <w:r>
-        <w:rPr>
-          <w:b/>
-          <w:bCs/>
-          <w:sz w:val="20"/>
-          <w:szCs w:val="20"/>
-          <w:lang w:val="fr-FR"/>
+          <w:lang w:val="en-GB"/>
         </w:rPr>
         <w:t>[COMPANY NAME]</w:t>
       </w:r>
@@ -112,33 +81,19 @@
         <w:tabs>
           <w:tab w:val="left" w:pos="5387"/>
         </w:tabs>
-        <w:autoSpaceDE w:val="0"/>
-        <w:autoSpaceDN w:val="0"/>
-        <w:adjustRightInd w:val="0"/>
         <w:spacing w:after="0" w:line="240" w:lineRule="auto"/>
+        <w:ind w:left="5387"/>
         <w:rPr>
-          <w:b/>
-          <w:bCs/>
           <w:sz w:val="20"/>
           <w:szCs w:val="20"/>
-          <w:lang w:val="en-AU"/>
+          <w:lang w:val="en-GB"/>
         </w:rPr>
       </w:pPr>
       <w:r>
         <w:rPr>
           <w:sz w:val="20"/>
           <w:szCs w:val="20"/>
-          <w:lang w:val="fr-FR"/>
-        </w:rPr>
-        <w:tab/>
-      </w:r>
-      <w:r>
-        <w:rPr>
-          <w:b/>
-          <w:bCs/>
-          <w:sz w:val="20"/>
-          <w:szCs w:val="20"/>
-          <w:lang w:val="en-AU"/>
+          <w:lang w:val="en-GB"/>
         </w:rPr>
         <w:t>[Address]</w:t>
       </w:r>
@@ -149,24 +104,19 @@
           <w:tab w:val="left" w:pos="5387"/>
         </w:tabs>
         <w:spacing w:after="0" w:line="240" w:lineRule="auto"/>
-        <w:ind w:left="4956"/>
+        <w:ind w:left="5387"/>
         <w:rPr>
-          <w:b/>
-          <w:bCs/>
           <w:sz w:val="20"/>
           <w:szCs w:val="20"/>
-          <w:lang w:val="en-AU"/>
+          <w:lang w:val="en-GB"/>
         </w:rPr>
       </w:pPr>
       <w:r>
         <w:rPr>
-          <w:b/>
-          <w:bCs/>
           <w:sz w:val="20"/>
           <w:szCs w:val="20"/>
-          <w:lang w:val="en-AU"/>
+          <w:lang w:val="en-GB"/>
         </w:rPr>
-        <w:tab/>
         <w:t>[Zip] [City], [Region]</w:t>
       </w:r>
     </w:p>
@@ -176,10 +126,8 @@
           <w:tab w:val="left" w:pos="5387"/>
         </w:tabs>
         <w:spacing w:after="0" w:line="240" w:lineRule="auto"/>
-        <w:ind w:left="4956"/>
+        <w:ind w:left="5387"/>
         <w:rPr>
-          <w:b/>
-          <w:bCs/>
           <w:sz w:val="20"/>
           <w:szCs w:val="20"/>
           <w:lang w:val="en-GB"/>
@@ -187,16 +135,6 @@
       </w:pPr>
       <w:r>
         <w:rPr>
-          <w:sz w:val="20"/>
-          <w:szCs w:val="20"/>
-          <w:lang w:val="en-AU"/>
-        </w:rPr>
-        <w:tab/>
-      </w:r>
-      <w:r>
-        <w:rPr>
-          <w:b/>
-          <w:bCs/>
           <w:sz w:val="20"/>
           <w:szCs w:val="20"/>
           <w:lang w:val="en-GB"/>
@@ -212,8 +150,20 @@
         <w:spacing w:after="0" w:line="240" w:lineRule="auto"/>
         <w:ind w:left="5387"/>
         <w:rPr>
-          <w:b/>
-          <w:bCs/>
+          <w:sz w:val="20"/>
+          <w:szCs w:val="20"/>
+          <w:lang w:val="en-GB"/>
+        </w:rPr>
+      </w:pPr>
+    </w:p>
+    <w:p>
+      <w:pPr>
+        <w:tabs>
+          <w:tab w:val="left" w:pos="5387"/>
+        </w:tabs>
+        <w:spacing w:after="0" w:line="240" w:lineRule="auto"/>
+        <w:ind w:left="5387"/>
+        <w:rPr>
           <w:sz w:val="20"/>
           <w:szCs w:val="20"/>
           <w:lang w:val="it-IT"/>
@@ -225,50 +175,10 @@
           <w:szCs w:val="20"/>
           <w:lang w:val="en-GB"/>
         </w:rPr>
-        <w:t xml:space="preserve">To the attn. of </w:t>
+        <w:t xml:space="preserve">To the attn. of [Sal.] </w:t>
       </w:r>
       <w:r>
         <w:rPr>
-          <w:b/>
-          <w:bCs/>
-          <w:sz w:val="20"/>
-          <w:szCs w:val="20"/>
-          <w:lang w:val="en-GB"/>
-        </w:rPr>
-        <w:t>[Sal</w:t>
-      </w:r>
-      <w:r>
-        <w:rPr>
-          <w:b/>
-          <w:bCs/>
-          <w:sz w:val="20"/>
-          <w:szCs w:val="20"/>
-          <w:lang w:val="en-GB"/>
-        </w:rPr>
-        <w:t>.</w:t>
-      </w:r>
-      <w:r>
-        <w:rPr>
-          <w:b/>
-          <w:bCs/>
-          <w:sz w:val="20"/>
-          <w:szCs w:val="20"/>
-          <w:lang w:val="en-GB"/>
-        </w:rPr>
-        <w:t>]</w:t>
-      </w:r>
-      <w:r>
-        <w:rPr>
-          <w:sz w:val="20"/>
-          <w:szCs w:val="20"/>
-          <w:lang w:val="en-GB"/>
-        </w:rPr>
-        <w:t xml:space="preserve"> </w:t>
-      </w:r>
-      <w:r>
-        <w:rPr>
-          <w:b/>
-          <w:bCs/>
           <w:sz w:val="20"/>
           <w:szCs w:val="20"/>
           <w:lang w:val="it-IT"/>
@@ -279,14 +189,13 @@
     <w:p>
       <w:pPr>
         <w:tabs>
-          <w:tab w:val="left" w:pos="5103"/>
+          <w:tab w:val="left" w:pos="5387"/>
         </w:tabs>
-        <w:autoSpaceDE w:val="0"/>
-        <w:autoSpaceDN w:val="0"/>
-        <w:adjustRightInd w:val="0"/>
         <w:spacing w:after="0" w:line="240" w:lineRule="auto"/>
-        <w:ind w:left="142"/>
+        <w:ind w:left="5387"/>
         <w:rPr>
+          <w:b/>
+          <w:bCs/>
           <w:sz w:val="20"/>
           <w:szCs w:val="20"/>
           <w:lang w:val="it-IT"/>
@@ -314,7 +223,7 @@
           <w:szCs w:val="20"/>
           <w:lang w:val="it-IT"/>
         </w:rPr>
-        <w:t>F</w:t>
+        <w:t xml:space="preserve">FATTURA </w:t>
       </w:r>
       <w:r>
         <w:rPr>
@@ -323,7 +232,7 @@
           <w:szCs w:val="20"/>
           <w:lang w:val="it-IT"/>
         </w:rPr>
-        <w:t>ATTURA PROFORMA</w:t>
+        <w:t>PROFORMA</w:t>
       </w:r>
       <w:r>
         <w:rPr>
@@ -5173,6 +5082,7 @@
                 <w:szCs w:val="20"/>
                 <w:lang w:val="it-IT"/>
               </w:rPr>
+              <w:lastRenderedPageBreak/>
               <w:t>Pagamento:</w:t>
             </w:r>
           </w:p>
@@ -5230,7 +5140,6 @@
                 <w:rFonts w:ascii="Verdana" w:hAnsi="Verdana" w:cs="Arial"/>
                 <w:lang w:val="it-IT"/>
               </w:rPr>
-              <w:lastRenderedPageBreak/>
               <w:t>Estremi bancari:</w:t>
             </w:r>
           </w:p>

--- a/proforma_template_ita.docx
+++ b/proforma_template_ita.docx
@@ -30,22 +30,24 @@
         <w:rPr>
           <w:sz w:val="20"/>
           <w:szCs w:val="20"/>
-          <w:lang w:val="en-AU"/>
+          <w:lang w:val="it-IT"/>
         </w:rPr>
       </w:pPr>
+      <w:proofErr w:type="spellStart"/>
       <w:r>
         <w:rPr>
           <w:sz w:val="20"/>
           <w:szCs w:val="20"/>
-          <w:lang w:val="en-AU"/>
+          <w:lang w:val="it-IT"/>
         </w:rPr>
         <w:t>Messrs</w:t>
       </w:r>
+      <w:proofErr w:type="spellEnd"/>
       <w:r>
         <w:rPr>
           <w:sz w:val="20"/>
           <w:szCs w:val="20"/>
-          <w:lang w:val="en-AU"/>
+          <w:lang w:val="it-IT"/>
         </w:rPr>
         <w:t>.</w:t>
       </w:r>
@@ -5926,17 +5928,7 @@
           <w:szCs w:val="20"/>
           <w:lang w:val="it-IT"/>
         </w:rPr>
-        <w:t>oren</w:t>
-      </w:r>
-      <w:r>
-        <w:rPr>
-          <w:i/>
-          <w:iCs/>
-          <w:sz w:val="20"/>
-          <w:szCs w:val="20"/>
-          <w:lang w:val="it-IT"/>
-        </w:rPr>
-        <w:t>o</w:t>
+        <w:t>. Bauce</w:t>
       </w:r>
     </w:p>
     <w:p>

--- a/proforma_template_ita.docx
+++ b/proforma_template_ita.docx
@@ -434,21 +434,6 @@
         </w:rPr>
       </w:pPr>
     </w:p>
-    <w:p>
-      <w:pPr>
-        <w:autoSpaceDE w:val="0"/>
-        <w:autoSpaceDN w:val="0"/>
-        <w:adjustRightInd w:val="0"/>
-        <w:spacing w:after="0" w:line="240" w:lineRule="auto"/>
-        <w:jc w:val="both"/>
-        <w:rPr>
-          <w:sz w:val="20"/>
-          <w:szCs w:val="20"/>
-          <w:u w:val="single"/>
-          <w:lang w:val="it-IT"/>
-        </w:rPr>
-      </w:pPr>
-    </w:p>
     <w:tbl>
       <w:tblPr>
         <w:tblStyle w:val="TableGrid"/>
@@ -5783,7 +5768,7 @@
           <w:iCs/>
           <w:sz w:val="20"/>
           <w:szCs w:val="20"/>
-          <w:lang w:val="en-AU"/>
+          <w:lang w:val="it-IT"/>
         </w:rPr>
       </w:pPr>
       <w:r>
@@ -5800,7 +5785,7 @@
           <w:iCs/>
           <w:sz w:val="20"/>
           <w:szCs w:val="20"/>
-          <w:lang w:val="en-AU"/>
+          <w:lang w:val="it-IT"/>
         </w:rPr>
         <w:t>M. Bauce</w:t>
       </w:r>
@@ -5819,7 +5804,7 @@
           <w:iCs/>
           <w:sz w:val="20"/>
           <w:szCs w:val="20"/>
-          <w:lang w:val="en-AU"/>
+          <w:lang w:val="it-IT"/>
         </w:rPr>
       </w:pPr>
       <w:r>
@@ -5909,7 +5894,7 @@
           <w:iCs/>
           <w:sz w:val="20"/>
           <w:szCs w:val="20"/>
-          <w:lang w:val="en-AU"/>
+          <w:lang w:val="it-IT"/>
         </w:rPr>
       </w:pPr>
     </w:p>
@@ -5927,7 +5912,7 @@
           <w:iCs/>
           <w:sz w:val="20"/>
           <w:szCs w:val="20"/>
-          <w:lang w:val="en-AU"/>
+          <w:lang w:val="it-IT"/>
         </w:rPr>
       </w:pPr>
     </w:p>
